--- a/Science Books/QED Course/Lesson 07 Maxwell Equations.docx
+++ b/Science Books/QED Course/Lesson 07 Maxwell Equations.docx
@@ -58,7 +58,7 @@
     </w:p>
     <w:p>
       <w:pPr>
-        <w:pStyle w:val="Heading1"/>
+        <w:pStyle w:val="Heading2"/>
       </w:pPr>
       <w:r>
         <w:t>How to use this lesson</w:t>
@@ -66,7 +66,7 @@
     </w:p>
     <w:p>
       <w:r>
-        <w:t>Quantum electrodynamics is the quantum theory of the electromagnetic field, and that field obeys the Maxwell equations. This lesson states those equations, both in the differential form that will be used for the rest of the course and in the integral form from which they are easiest to understand physically, and it derives the one consequence that matters most for everything that follows: that the equations in vacuum predict waves traveling at a fixed speed c, independent of any source.</w:t>
+        <w:t>Quantum electrodynamics is the quantum theory of the electromagnetic field, and that field obeys the Maxwell equations. Prologue 5 already placed this language next to Feynman's photons-and-arrows picture as an alternative when photons are many; this lesson is the calculation of that language. Mead's inversion — A primary, E and B derived — waits until the Interlude after Lesson 40, once potentials and local phase exist. This lesson states the Maxwell equations, both in the differential form that will be used for the rest of the course and in the integral form from which they are easiest to understand physically, and it derives the one consequence that matters most for everything that follows: that the equations in vacuum predict waves traveling at a fixed speed c, independent of any source.</w:t>
       </w:r>
     </w:p>
     <w:p>
@@ -76,7 +76,7 @@
     </w:p>
     <w:p>
       <w:pPr>
-        <w:pStyle w:val="Heading2"/>
+        <w:pStyle w:val="Heading3"/>
       </w:pPr>
       <w:r>
         <w:t>Learning objectives</w:t>
@@ -148,7 +148,7 @@
     </w:p>
     <w:p>
       <w:pPr>
-        <w:pStyle w:val="Heading2"/>
+        <w:pStyle w:val="Heading3"/>
       </w:pPr>
       <w:r>
         <w:t>Notation and conventions</w:t>
@@ -548,7 +548,7 @@
     </w:tbl>
     <w:p>
       <w:pPr>
-        <w:pStyle w:val="Heading1"/>
+        <w:pStyle w:val="Heading2"/>
       </w:pPr>
       <w:r>
         <w:t>1 The electric field and Gauss's law</w:t>
@@ -556,7 +556,7 @@
     </w:p>
     <w:p>
       <w:pPr>
-        <w:pStyle w:val="Heading2"/>
+        <w:pStyle w:val="Heading3"/>
       </w:pPr>
       <w:r>
         <w:t>1.1 Coulomb's law and superposition</w:t>
@@ -569,7 +569,7 @@
     </w:p>
     <w:p>
       <w:pPr>
-        <w:pStyle w:val="Heading2"/>
+        <w:pStyle w:val="Heading3"/>
       </w:pPr>
       <w:r>
         <w:t>1.2 Gauss's law</w:t>
@@ -587,9 +587,60 @@
       </w:pPr>
       <m:oMathPara>
         <m:oMath>
+          <m:sSub>
+            <m:e>
+              <m:r>
+                <m:t xml:space="preserve">∮</m:t>
+              </m:r>
+            </m:e>
+            <m:sub>
+              <m:r>
+                <m:t xml:space="preserve">S</m:t>
+              </m:r>
+            </m:sub>
+          </m:sSub>
           <m:r>
-            <m:t xml:space="preserve">∮_S E · dS = Q_enc/ε₀</m:t>
+            <m:t xml:space="preserve">E</m:t>
           </m:r>
+          <m:r>
+            <m:t xml:space="preserve">·</m:t>
+          </m:r>
+          <m:r>
+            <m:t xml:space="preserve">dS</m:t>
+          </m:r>
+          <m:r>
+            <m:t xml:space="preserve">=</m:t>
+          </m:r>
+          <m:f>
+            <m:num>
+              <m:sSub>
+                <m:e>
+                  <m:r>
+                    <m:t xml:space="preserve">Q</m:t>
+                  </m:r>
+                </m:e>
+                <m:sub>
+                  <m:r>
+                    <m:t xml:space="preserve">enc</m:t>
+                  </m:r>
+                </m:sub>
+              </m:sSub>
+            </m:num>
+            <m:den>
+              <m:sSub>
+                <m:e>
+                  <m:r>
+                    <m:t xml:space="preserve">ε</m:t>
+                  </m:r>
+                </m:e>
+                <m:sub>
+                  <m:r>
+                    <m:t xml:space="preserve">0</m:t>
+                  </m:r>
+                </m:sub>
+              </m:sSub>
+            </m:den>
+          </m:f>
         </m:oMath>
       </m:oMathPara>
     </w:p>
@@ -606,8 +657,38 @@
       <m:oMathPara>
         <m:oMath>
           <m:r>
-            <m:t xml:space="preserve">∇ · E = ρ/ε₀</m:t>
+            <m:t xml:space="preserve">∇</m:t>
           </m:r>
+          <m:r>
+            <m:t xml:space="preserve">·</m:t>
+          </m:r>
+          <m:r>
+            <m:t xml:space="preserve">E</m:t>
+          </m:r>
+          <m:r>
+            <m:t xml:space="preserve">=</m:t>
+          </m:r>
+          <m:f>
+            <m:num>
+              <m:r>
+                <m:t xml:space="preserve">ρ</m:t>
+              </m:r>
+            </m:num>
+            <m:den>
+              <m:sSub>
+                <m:e>
+                  <m:r>
+                    <m:t xml:space="preserve">ε</m:t>
+                  </m:r>
+                </m:e>
+                <m:sub>
+                  <m:r>
+                    <m:t xml:space="preserve">0</m:t>
+                  </m:r>
+                </m:sub>
+              </m:sSub>
+            </m:den>
+          </m:f>
         </m:oMath>
       </m:oMathPara>
     </w:p>
@@ -617,10 +698,11 @@
       </w:r>
     </w:p>
     <w:p>
-      <w:pPr>
-        <w:pStyle w:val="Heading3"/>
-      </w:pPr>
       <w:r>
+        <w:rPr>
+          <w:b/>
+          <w:i/>
+        </w:rPr>
         <w:t>Worked example 1</w:t>
       </w:r>
     </w:p>
@@ -631,7 +713,7 @@
     </w:p>
     <w:p>
       <w:pPr>
-        <w:pStyle w:val="Heading1"/>
+        <w:pStyle w:val="Heading2"/>
       </w:pPr>
       <w:r>
         <w:t>2 The magnetic field and Gauss's law for magnetism</w:t>
@@ -639,7 +721,7 @@
     </w:p>
     <w:p>
       <w:pPr>
-        <w:pStyle w:val="Heading2"/>
+        <w:pStyle w:val="Heading3"/>
       </w:pPr>
       <w:r>
         <w:t>2.1 Absence of magnetic charge</w:t>
@@ -657,8 +739,50 @@
       </w:pPr>
       <m:oMathPara>
         <m:oMath>
+          <m:sSub>
+            <m:e>
+              <m:r>
+                <m:t xml:space="preserve">∮</m:t>
+              </m:r>
+            </m:e>
+            <m:sub>
+              <m:r>
+                <m:t xml:space="preserve">S</m:t>
+              </m:r>
+            </m:sub>
+          </m:sSub>
           <m:r>
-            <m:t xml:space="preserve">∮_S B · dS = 0  ⇒  ∇ · B = 0</m:t>
+            <m:t xml:space="preserve">B</m:t>
+          </m:r>
+          <m:r>
+            <m:t xml:space="preserve">·</m:t>
+          </m:r>
+          <m:r>
+            <m:t xml:space="preserve">dS</m:t>
+          </m:r>
+          <m:r>
+            <m:t xml:space="preserve">=</m:t>
+          </m:r>
+          <m:r>
+            <m:t xml:space="preserve">0</m:t>
+          </m:r>
+          <m:r>
+            <m:t xml:space="preserve">⇒</m:t>
+          </m:r>
+          <m:r>
+            <m:t xml:space="preserve">∇</m:t>
+          </m:r>
+          <m:r>
+            <m:t xml:space="preserve">·</m:t>
+          </m:r>
+          <m:r>
+            <m:t xml:space="preserve">B</m:t>
+          </m:r>
+          <m:r>
+            <m:t xml:space="preserve">=</m:t>
+          </m:r>
+          <m:r>
+            <m:t xml:space="preserve">0</m:t>
           </m:r>
         </m:oMath>
       </m:oMathPara>
@@ -670,7 +794,7 @@
     </w:p>
     <w:p>
       <w:pPr>
-        <w:pStyle w:val="Heading2"/>
+        <w:pStyle w:val="Heading3"/>
       </w:pPr>
       <w:r>
         <w:t>2.2 The Biot Savart law</w:t>
@@ -689,8 +813,68 @@
       <m:oMathPara>
         <m:oMath>
           <m:r>
-            <m:t xml:space="preserve">B(x) = (μ₀I/4π) ∮ dl × r̂ / r²</m:t>
+            <m:t xml:space="preserve">B</m:t>
           </m:r>
+          <m:r>
+            <m:t xml:space="preserve">x</m:t>
+          </m:r>
+          <m:r>
+            <m:t xml:space="preserve">=</m:t>
+          </m:r>
+          <m:sSub>
+            <m:e>
+              <m:r>
+                <m:t xml:space="preserve">μ</m:t>
+              </m:r>
+            </m:e>
+            <m:sub>
+              <m:r>
+                <m:t xml:space="preserve">0</m:t>
+              </m:r>
+            </m:sub>
+          </m:sSub>
+          <m:f>
+            <m:num>
+              <m:r>
+                <m:t xml:space="preserve">I</m:t>
+              </m:r>
+            </m:num>
+            <m:den>
+              <m:r>
+                <m:t xml:space="preserve">4π</m:t>
+              </m:r>
+            </m:den>
+          </m:f>
+          <m:r>
+            <m:t xml:space="preserve">∮</m:t>
+          </m:r>
+          <m:r>
+            <m:t xml:space="preserve">dl</m:t>
+          </m:r>
+          <m:r>
+            <m:t xml:space="preserve">×</m:t>
+          </m:r>
+          <m:f>
+            <m:num>
+              <m:r>
+                <m:t xml:space="preserve">r̂</m:t>
+              </m:r>
+            </m:num>
+            <m:den>
+              <m:sSup>
+                <m:e>
+                  <m:r>
+                    <m:t xml:space="preserve">r</m:t>
+                  </m:r>
+                </m:e>
+                <m:sup>
+                  <m:r>
+                    <m:t xml:space="preserve">2</m:t>
+                  </m:r>
+                </m:sup>
+              </m:sSup>
+            </m:den>
+          </m:f>
         </m:oMath>
       </m:oMathPara>
     </w:p>
@@ -700,10 +884,11 @@
       </w:r>
     </w:p>
     <w:p>
-      <w:pPr>
-        <w:pStyle w:val="Heading3"/>
-      </w:pPr>
       <w:r>
+        <w:rPr>
+          <w:b/>
+          <w:i/>
+        </w:rPr>
         <w:t>Worked example 2</w:t>
       </w:r>
     </w:p>
@@ -719,9 +904,108 @@
       </w:pPr>
       <m:oMathPara>
         <m:oMath>
+          <m:sSub>
+            <m:e>
+              <m:r>
+                <m:t xml:space="preserve">B</m:t>
+              </m:r>
+            </m:e>
+            <m:sub>
+              <m:r>
+                <m:t xml:space="preserve">z</m:t>
+              </m:r>
+            </m:sub>
+          </m:sSub>
           <m:r>
-            <m:t xml:space="preserve">B_z = μ₀I R² / [2(R² + z²)^(3/2)]</m:t>
+            <m:t xml:space="preserve">=</m:t>
           </m:r>
+          <m:sSub>
+            <m:e>
+              <m:r>
+                <m:t xml:space="preserve">μ</m:t>
+              </m:r>
+            </m:e>
+            <m:sub>
+              <m:r>
+                <m:t xml:space="preserve">0</m:t>
+              </m:r>
+            </m:sub>
+          </m:sSub>
+          <m:r>
+            <m:t xml:space="preserve">I</m:t>
+          </m:r>
+          <m:f>
+            <m:num>
+              <m:sSup>
+                <m:e>
+                  <m:r>
+                    <m:t xml:space="preserve">R</m:t>
+                  </m:r>
+                </m:e>
+                <m:sup>
+                  <m:r>
+                    <m:t xml:space="preserve">2</m:t>
+                  </m:r>
+                </m:sup>
+              </m:sSup>
+            </m:num>
+            <m:den>
+              <m:r>
+                <m:t xml:space="preserve">[</m:t>
+              </m:r>
+              <m:r>
+                <m:t xml:space="preserve">2</m:t>
+              </m:r>
+              <m:sSup>
+                <m:e>
+                  <m:sSup>
+                    <m:e>
+                      <m:r>
+                        <m:t xml:space="preserve">R</m:t>
+                      </m:r>
+                    </m:e>
+                    <m:sup>
+                      <m:r>
+                        <m:t xml:space="preserve">2</m:t>
+                      </m:r>
+                    </m:sup>
+                  </m:sSup>
+                  <m:r>
+                    <m:t xml:space="preserve">+</m:t>
+                  </m:r>
+                  <m:sSup>
+                    <m:e>
+                      <m:r>
+                        <m:t xml:space="preserve">z</m:t>
+                      </m:r>
+                    </m:e>
+                    <m:sup>
+                      <m:r>
+                        <m:t xml:space="preserve">2</m:t>
+                      </m:r>
+                    </m:sup>
+                  </m:sSup>
+                </m:e>
+                <m:sup>
+                  <m:f>
+                    <m:num>
+                      <m:r>
+                        <m:t xml:space="preserve">3</m:t>
+                      </m:r>
+                    </m:num>
+                    <m:den>
+                      <m:r>
+                        <m:t xml:space="preserve">2</m:t>
+                      </m:r>
+                    </m:den>
+                  </m:f>
+                </m:sup>
+              </m:sSup>
+              <m:r>
+                <m:t xml:space="preserve">]</m:t>
+              </m:r>
+            </m:den>
+          </m:f>
         </m:oMath>
       </m:oMathPara>
     </w:p>
@@ -732,7 +1016,7 @@
     </w:p>
     <w:p>
       <w:pPr>
-        <w:pStyle w:val="Heading1"/>
+        <w:pStyle w:val="Heading2"/>
       </w:pPr>
       <w:r>
         <w:t>3 Ampere's law and Maxwell's correction</w:t>
@@ -740,7 +1024,7 @@
     </w:p>
     <w:p>
       <w:pPr>
-        <w:pStyle w:val="Heading2"/>
+        <w:pStyle w:val="Heading3"/>
       </w:pPr>
       <w:r>
         <w:t>3.1 Ampere's law</w:t>
@@ -758,9 +1042,54 @@
       </w:pPr>
       <m:oMathPara>
         <m:oMath>
+          <m:sSub>
+            <m:e>
+              <m:r>
+                <m:t xml:space="preserve">∮</m:t>
+              </m:r>
+            </m:e>
+            <m:sub>
+              <m:r>
+                <m:t xml:space="preserve">C</m:t>
+              </m:r>
+            </m:sub>
+          </m:sSub>
           <m:r>
-            <m:t xml:space="preserve">∮_C B · dl = μ₀ I_enc</m:t>
+            <m:t xml:space="preserve">B</m:t>
           </m:r>
+          <m:r>
+            <m:t xml:space="preserve">·</m:t>
+          </m:r>
+          <m:r>
+            <m:t xml:space="preserve">dl</m:t>
+          </m:r>
+          <m:r>
+            <m:t xml:space="preserve">=</m:t>
+          </m:r>
+          <m:sSub>
+            <m:e>
+              <m:r>
+                <m:t xml:space="preserve">μ</m:t>
+              </m:r>
+            </m:e>
+            <m:sub>
+              <m:r>
+                <m:t xml:space="preserve">0</m:t>
+              </m:r>
+            </m:sub>
+          </m:sSub>
+          <m:sSub>
+            <m:e>
+              <m:r>
+                <m:t xml:space="preserve">I</m:t>
+              </m:r>
+            </m:e>
+            <m:sub>
+              <m:r>
+                <m:t xml:space="preserve">enc</m:t>
+              </m:r>
+            </m:sub>
+          </m:sSub>
         </m:oMath>
       </m:oMathPara>
     </w:p>
@@ -771,7 +1100,7 @@
     </w:p>
     <w:p>
       <w:pPr>
-        <w:pStyle w:val="Heading2"/>
+        <w:pStyle w:val="Heading3"/>
       </w:pPr>
       <w:r>
         <w:t>3.2 The inconsistency and Maxwell's displacement current</w:t>
@@ -790,8 +1119,71 @@
       <m:oMathPara>
         <m:oMath>
           <m:r>
-            <m:t xml:space="preserve">∇ × B = μ₀ j + μ₀ε₀ ∂E/∂t</m:t>
+            <m:t xml:space="preserve">∇</m:t>
           </m:r>
+          <m:r>
+            <m:t xml:space="preserve">×</m:t>
+          </m:r>
+          <m:r>
+            <m:t xml:space="preserve">B</m:t>
+          </m:r>
+          <m:r>
+            <m:t xml:space="preserve">=</m:t>
+          </m:r>
+          <m:sSub>
+            <m:e>
+              <m:r>
+                <m:t xml:space="preserve">μ</m:t>
+              </m:r>
+            </m:e>
+            <m:sub>
+              <m:r>
+                <m:t xml:space="preserve">0</m:t>
+              </m:r>
+            </m:sub>
+          </m:sSub>
+          <m:r>
+            <m:t xml:space="preserve">j</m:t>
+          </m:r>
+          <m:r>
+            <m:t xml:space="preserve">+</m:t>
+          </m:r>
+          <m:sSub>
+            <m:e>
+              <m:r>
+                <m:t xml:space="preserve">μ</m:t>
+              </m:r>
+            </m:e>
+            <m:sub>
+              <m:r>
+                <m:t xml:space="preserve">0</m:t>
+              </m:r>
+            </m:sub>
+          </m:sSub>
+          <m:sSub>
+            <m:e>
+              <m:r>
+                <m:t xml:space="preserve">ε</m:t>
+              </m:r>
+            </m:e>
+            <m:sub>
+              <m:r>
+                <m:t xml:space="preserve">0</m:t>
+              </m:r>
+            </m:sub>
+          </m:sSub>
+          <m:f>
+            <m:num>
+              <m:r>
+                <m:t xml:space="preserve">∂E</m:t>
+              </m:r>
+            </m:num>
+            <m:den>
+              <m:r>
+                <m:t xml:space="preserve">∂t</m:t>
+              </m:r>
+            </m:den>
+          </m:f>
         </m:oMath>
       </m:oMathPara>
     </w:p>
@@ -802,7 +1194,7 @@
     </w:p>
     <w:p>
       <w:pPr>
-        <w:pStyle w:val="Heading2"/>
+        <w:pStyle w:val="Heading3"/>
       </w:pPr>
       <w:r>
         <w:t>3.3 Faraday's law</w:t>
@@ -820,8 +1212,92 @@
       </w:pPr>
       <m:oMathPara>
         <m:oMath>
+          <m:sSub>
+            <m:e>
+              <m:r>
+                <m:t xml:space="preserve">∮</m:t>
+              </m:r>
+            </m:e>
+            <m:sub>
+              <m:r>
+                <m:t xml:space="preserve">C</m:t>
+              </m:r>
+            </m:sub>
+          </m:sSub>
           <m:r>
-            <m:t xml:space="preserve">∮_C E · dl = − dΦ_B/dt = − d/dt ∫_S B · dS</m:t>
+            <m:t xml:space="preserve">E</m:t>
+          </m:r>
+          <m:r>
+            <m:t xml:space="preserve">·</m:t>
+          </m:r>
+          <m:r>
+            <m:t xml:space="preserve">dl</m:t>
+          </m:r>
+          <m:r>
+            <m:t xml:space="preserve">=</m:t>
+          </m:r>
+          <m:r>
+            <m:t xml:space="preserve">−</m:t>
+          </m:r>
+          <m:f>
+            <m:num>
+              <m:sSub>
+                <m:e>
+                  <m:r>
+                    <m:t xml:space="preserve">dΦ</m:t>
+                  </m:r>
+                </m:e>
+                <m:sub>
+                  <m:r>
+                    <m:t xml:space="preserve">B</m:t>
+                  </m:r>
+                </m:sub>
+              </m:sSub>
+            </m:num>
+            <m:den>
+              <m:r>
+                <m:t xml:space="preserve">dt</m:t>
+              </m:r>
+            </m:den>
+          </m:f>
+          <m:r>
+            <m:t xml:space="preserve">=</m:t>
+          </m:r>
+          <m:r>
+            <m:t xml:space="preserve">−</m:t>
+          </m:r>
+          <m:f>
+            <m:num>
+              <m:r>
+                <m:t xml:space="preserve">d</m:t>
+              </m:r>
+            </m:num>
+            <m:den>
+              <m:r>
+                <m:t xml:space="preserve">dt</m:t>
+              </m:r>
+            </m:den>
+          </m:f>
+          <m:sSub>
+            <m:e>
+              <m:r>
+                <m:t xml:space="preserve">∫</m:t>
+              </m:r>
+            </m:e>
+            <m:sub>
+              <m:r>
+                <m:t xml:space="preserve">S</m:t>
+              </m:r>
+            </m:sub>
+          </m:sSub>
+          <m:r>
+            <m:t xml:space="preserve">B</m:t>
+          </m:r>
+          <m:r>
+            <m:t xml:space="preserve">·</m:t>
+          </m:r>
+          <m:r>
+            <m:t xml:space="preserve">dS</m:t>
           </m:r>
         </m:oMath>
       </m:oMathPara>
@@ -839,8 +1315,32 @@
       <m:oMathPara>
         <m:oMath>
           <m:r>
-            <m:t xml:space="preserve">∇ × E = − ∂B/∂t</m:t>
+            <m:t xml:space="preserve">∇</m:t>
           </m:r>
+          <m:r>
+            <m:t xml:space="preserve">×</m:t>
+          </m:r>
+          <m:r>
+            <m:t xml:space="preserve">E</m:t>
+          </m:r>
+          <m:r>
+            <m:t xml:space="preserve">=</m:t>
+          </m:r>
+          <m:r>
+            <m:t xml:space="preserve">−</m:t>
+          </m:r>
+          <m:f>
+            <m:num>
+              <m:r>
+                <m:t xml:space="preserve">∂B</m:t>
+              </m:r>
+            </m:num>
+            <m:den>
+              <m:r>
+                <m:t xml:space="preserve">∂t</m:t>
+              </m:r>
+            </m:den>
+          </m:f>
         </m:oMath>
       </m:oMathPara>
     </w:p>
@@ -850,10 +1350,11 @@
       </w:r>
     </w:p>
     <w:p>
-      <w:pPr>
-        <w:pStyle w:val="Heading3"/>
-      </w:pPr>
       <w:r>
+        <w:rPr>
+          <w:b/>
+          <w:i/>
+        </w:rPr>
         <w:t>Worked example 3</w:t>
       </w:r>
     </w:p>
@@ -864,7 +1365,7 @@
     </w:p>
     <w:p>
       <w:pPr>
-        <w:pStyle w:val="Heading1"/>
+        <w:pStyle w:val="Heading2"/>
       </w:pPr>
       <w:r>
         <w:t>4 The four equations and charge conservation</w:t>
@@ -872,7 +1373,7 @@
     </w:p>
     <w:p>
       <w:pPr>
-        <w:pStyle w:val="Heading2"/>
+        <w:pStyle w:val="Heading3"/>
       </w:pPr>
       <w:r>
         <w:t>4.1 The complete set</w:t>
@@ -1186,7 +1687,7 @@
     </w:p>
     <w:p>
       <w:pPr>
-        <w:pStyle w:val="Heading2"/>
+        <w:pStyle w:val="Heading3"/>
       </w:pPr>
       <w:r>
         <w:t>4.2 Charge conservation</w:t>
@@ -1204,8 +1705,35 @@
       </w:pPr>
       <m:oMathPara>
         <m:oMath>
+          <m:f>
+            <m:num>
+              <m:r>
+                <m:t xml:space="preserve">∂ρ</m:t>
+              </m:r>
+            </m:num>
+            <m:den>
+              <m:r>
+                <m:t xml:space="preserve">∂t</m:t>
+              </m:r>
+            </m:den>
+          </m:f>
           <m:r>
-            <m:t xml:space="preserve">∂ρ/∂t + ∇·j = 0</m:t>
+            <m:t xml:space="preserve">+</m:t>
+          </m:r>
+          <m:r>
+            <m:t xml:space="preserve">∇</m:t>
+          </m:r>
+          <m:r>
+            <m:t xml:space="preserve">·</m:t>
+          </m:r>
+          <m:r>
+            <m:t xml:space="preserve">j</m:t>
+          </m:r>
+          <m:r>
+            <m:t xml:space="preserve">=</m:t>
+          </m:r>
+          <m:r>
+            <m:t xml:space="preserve">0</m:t>
           </m:r>
         </m:oMath>
       </m:oMathPara>
@@ -1216,10 +1744,11 @@
       </w:r>
     </w:p>
     <w:p>
-      <w:pPr>
-        <w:pStyle w:val="Heading3"/>
-      </w:pPr>
       <w:r>
+        <w:rPr>
+          <w:b/>
+          <w:i/>
+        </w:rPr>
         <w:t>Worked example 4</w:t>
       </w:r>
     </w:p>
@@ -1230,7 +1759,7 @@
     </w:p>
     <w:p>
       <w:pPr>
-        <w:pStyle w:val="Heading1"/>
+        <w:pStyle w:val="Heading2"/>
       </w:pPr>
       <w:r>
         <w:t>5 Electromagnetic waves</w:t>
@@ -1238,7 +1767,7 @@
     </w:p>
     <w:p>
       <w:pPr>
-        <w:pStyle w:val="Heading2"/>
+        <w:pStyle w:val="Heading3"/>
       </w:pPr>
       <w:r>
         <w:t>5.1 The wave equation</w:t>
@@ -1257,8 +1786,110 @@
       <m:oMathPara>
         <m:oMath>
           <m:r>
-            <m:t xml:space="preserve">∇×(∇×E) = −∂(∇×B)/∂t = −μ₀ε₀ ∂²E/∂t²</m:t>
+            <m:t xml:space="preserve">∇</m:t>
           </m:r>
+          <m:r>
+            <m:t xml:space="preserve">×</m:t>
+          </m:r>
+          <m:r>
+            <m:t xml:space="preserve">∇</m:t>
+          </m:r>
+          <m:r>
+            <m:t xml:space="preserve">×</m:t>
+          </m:r>
+          <m:r>
+            <m:t xml:space="preserve">E</m:t>
+          </m:r>
+          <m:r>
+            <m:t xml:space="preserve">=</m:t>
+          </m:r>
+          <m:r>
+            <m:t xml:space="preserve">−</m:t>
+          </m:r>
+          <m:r>
+            <m:t xml:space="preserve">∂</m:t>
+          </m:r>
+          <m:f>
+            <m:num>
+              <m:r>
+                <m:t xml:space="preserve">∇</m:t>
+              </m:r>
+              <m:r>
+                <m:t xml:space="preserve">×</m:t>
+              </m:r>
+              <m:r>
+                <m:t xml:space="preserve">B</m:t>
+              </m:r>
+            </m:num>
+            <m:den>
+              <m:r>
+                <m:t xml:space="preserve">∂t</m:t>
+              </m:r>
+            </m:den>
+          </m:f>
+          <m:r>
+            <m:t xml:space="preserve">=</m:t>
+          </m:r>
+          <m:r>
+            <m:t xml:space="preserve">−</m:t>
+          </m:r>
+          <m:sSub>
+            <m:e>
+              <m:r>
+                <m:t xml:space="preserve">μ</m:t>
+              </m:r>
+            </m:e>
+            <m:sub>
+              <m:r>
+                <m:t xml:space="preserve">0</m:t>
+              </m:r>
+            </m:sub>
+          </m:sSub>
+          <m:sSub>
+            <m:e>
+              <m:r>
+                <m:t xml:space="preserve">ε</m:t>
+              </m:r>
+            </m:e>
+            <m:sub>
+              <m:r>
+                <m:t xml:space="preserve">0</m:t>
+              </m:r>
+            </m:sub>
+          </m:sSub>
+          <m:sSup>
+            <m:e>
+              <m:r>
+                <m:t xml:space="preserve">∂</m:t>
+              </m:r>
+            </m:e>
+            <m:sup>
+              <m:r>
+                <m:t xml:space="preserve">2</m:t>
+              </m:r>
+            </m:sup>
+          </m:sSup>
+          <m:f>
+            <m:num>
+              <m:r>
+                <m:t xml:space="preserve">E</m:t>
+              </m:r>
+            </m:num>
+            <m:den>
+              <m:sSup>
+                <m:e>
+                  <m:r>
+                    <m:t xml:space="preserve">∂t</m:t>
+                  </m:r>
+                </m:e>
+                <m:sup>
+                  <m:r>
+                    <m:t xml:space="preserve">2</m:t>
+                  </m:r>
+                </m:sup>
+              </m:sSup>
+            </m:den>
+          </m:f>
         </m:oMath>
       </m:oMathPara>
     </w:p>
@@ -1274,8 +1905,182 @@
       </w:pPr>
       <m:oMathPara>
         <m:oMath>
+          <m:sSup>
+            <m:e>
+              <m:r>
+                <m:t xml:space="preserve">∂</m:t>
+              </m:r>
+            </m:e>
+            <m:sup>
+              <m:r>
+                <m:t xml:space="preserve">2</m:t>
+              </m:r>
+            </m:sup>
+          </m:sSup>
+          <m:f>
+            <m:num>
+              <m:r>
+                <m:t xml:space="preserve">E</m:t>
+              </m:r>
+            </m:num>
+            <m:den>
+              <m:sSup>
+                <m:e>
+                  <m:r>
+                    <m:t xml:space="preserve">∂t</m:t>
+                  </m:r>
+                </m:e>
+                <m:sup>
+                  <m:r>
+                    <m:t xml:space="preserve">2</m:t>
+                  </m:r>
+                </m:sup>
+              </m:sSup>
+            </m:den>
+          </m:f>
           <m:r>
-            <m:t xml:space="preserve">∂²E/∂t² = (1/μ₀ε₀) ∇²E,    and identically  ∂²B/∂t² = (1/μ₀ε₀) ∇²B</m:t>
+            <m:t xml:space="preserve">=</m:t>
+          </m:r>
+          <m:f>
+            <m:num>
+              <m:r>
+                <m:t xml:space="preserve">1</m:t>
+              </m:r>
+            </m:num>
+            <m:den>
+              <m:sSub>
+                <m:e>
+                  <m:r>
+                    <m:t xml:space="preserve">μ</m:t>
+                  </m:r>
+                </m:e>
+                <m:sub>
+                  <m:r>
+                    <m:t xml:space="preserve">0</m:t>
+                  </m:r>
+                </m:sub>
+              </m:sSub>
+            </m:den>
+          </m:f>
+          <m:sSub>
+            <m:e>
+              <m:r>
+                <m:t xml:space="preserve">ε</m:t>
+              </m:r>
+            </m:e>
+            <m:sub>
+              <m:r>
+                <m:t xml:space="preserve">0</m:t>
+              </m:r>
+            </m:sub>
+          </m:sSub>
+          <m:sSup>
+            <m:e>
+              <m:r>
+                <m:t xml:space="preserve">∇</m:t>
+              </m:r>
+            </m:e>
+            <m:sup>
+              <m:r>
+                <m:t xml:space="preserve">2</m:t>
+              </m:r>
+            </m:sup>
+          </m:sSup>
+          <m:r>
+            <m:t xml:space="preserve">E</m:t>
+          </m:r>
+          <m:r>
+            <m:t xml:space="preserve">,</m:t>
+          </m:r>
+          <m:r>
+            <m:t xml:space="preserve">and</m:t>
+          </m:r>
+          <m:r>
+            <m:t xml:space="preserve">identically</m:t>
+          </m:r>
+          <m:sSup>
+            <m:e>
+              <m:r>
+                <m:t xml:space="preserve">∂</m:t>
+              </m:r>
+            </m:e>
+            <m:sup>
+              <m:r>
+                <m:t xml:space="preserve">2</m:t>
+              </m:r>
+            </m:sup>
+          </m:sSup>
+          <m:f>
+            <m:num>
+              <m:r>
+                <m:t xml:space="preserve">B</m:t>
+              </m:r>
+            </m:num>
+            <m:den>
+              <m:sSup>
+                <m:e>
+                  <m:r>
+                    <m:t xml:space="preserve">∂t</m:t>
+                  </m:r>
+                </m:e>
+                <m:sup>
+                  <m:r>
+                    <m:t xml:space="preserve">2</m:t>
+                  </m:r>
+                </m:sup>
+              </m:sSup>
+            </m:den>
+          </m:f>
+          <m:r>
+            <m:t xml:space="preserve">=</m:t>
+          </m:r>
+          <m:f>
+            <m:num>
+              <m:r>
+                <m:t xml:space="preserve">1</m:t>
+              </m:r>
+            </m:num>
+            <m:den>
+              <m:sSub>
+                <m:e>
+                  <m:r>
+                    <m:t xml:space="preserve">μ</m:t>
+                  </m:r>
+                </m:e>
+                <m:sub>
+                  <m:r>
+                    <m:t xml:space="preserve">0</m:t>
+                  </m:r>
+                </m:sub>
+              </m:sSub>
+            </m:den>
+          </m:f>
+          <m:sSub>
+            <m:e>
+              <m:r>
+                <m:t xml:space="preserve">ε</m:t>
+              </m:r>
+            </m:e>
+            <m:sub>
+              <m:r>
+                <m:t xml:space="preserve">0</m:t>
+              </m:r>
+            </m:sub>
+          </m:sSub>
+          <m:sSup>
+            <m:e>
+              <m:r>
+                <m:t xml:space="preserve">∇</m:t>
+              </m:r>
+            </m:e>
+            <m:sup>
+              <m:r>
+                <m:t xml:space="preserve">2</m:t>
+              </m:r>
+            </m:sup>
+          </m:sSup>
+          <m:r>
+            <m:t xml:space="preserve">B</m:t>
           </m:r>
         </m:oMath>
       </m:oMathPara>
@@ -1293,8 +2098,47 @@
       <m:oMathPara>
         <m:oMath>
           <m:r>
-            <m:t xml:space="preserve">c = 1/√(μ₀ε₀)</m:t>
+            <m:t xml:space="preserve">c</m:t>
           </m:r>
+          <m:r>
+            <m:t xml:space="preserve">=</m:t>
+          </m:r>
+          <m:f>
+            <m:num>
+              <m:r>
+                <m:t xml:space="preserve">1</m:t>
+              </m:r>
+            </m:num>
+            <m:den>
+              <m:r>
+                <m:t xml:space="preserve">√</m:t>
+              </m:r>
+            </m:den>
+          </m:f>
+          <m:sSub>
+            <m:e>
+              <m:r>
+                <m:t xml:space="preserve">μ</m:t>
+              </m:r>
+            </m:e>
+            <m:sub>
+              <m:r>
+                <m:t xml:space="preserve">0</m:t>
+              </m:r>
+            </m:sub>
+          </m:sSub>
+          <m:sSub>
+            <m:e>
+              <m:r>
+                <m:t xml:space="preserve">ε</m:t>
+              </m:r>
+            </m:e>
+            <m:sub>
+              <m:r>
+                <m:t xml:space="preserve">0</m:t>
+              </m:r>
+            </m:sub>
+          </m:sSub>
         </m:oMath>
       </m:oMathPara>
     </w:p>
@@ -1305,7 +2149,7 @@
     </w:p>
     <w:p>
       <w:pPr>
-        <w:pStyle w:val="Heading2"/>
+        <w:pStyle w:val="Heading3"/>
       </w:pPr>
       <w:r>
         <w:t>5.2 Plane wave solutions</w:t>
@@ -1324,7 +2168,28 @@
       <m:oMathPara>
         <m:oMath>
           <m:r>
-            <m:t xml:space="preserve">k · E₀ = 0</m:t>
+            <m:t xml:space="preserve">k</m:t>
+          </m:r>
+          <m:r>
+            <m:t xml:space="preserve">·</m:t>
+          </m:r>
+          <m:sSub>
+            <m:e>
+              <m:r>
+                <m:t xml:space="preserve">E</m:t>
+              </m:r>
+            </m:e>
+            <m:sub>
+              <m:r>
+                <m:t xml:space="preserve">0</m:t>
+              </m:r>
+            </m:sub>
+          </m:sSub>
+          <m:r>
+            <m:t xml:space="preserve">=</m:t>
+          </m:r>
+          <m:r>
+            <m:t xml:space="preserve">0</m:t>
           </m:r>
         </m:oMath>
       </m:oMathPara>
@@ -1342,8 +2207,61 @@
       <m:oMathPara>
         <m:oMath>
           <m:r>
-            <m:t xml:space="preserve">B = (k̂ × E)/c,    |B| = |E|/c</m:t>
+            <m:t xml:space="preserve">B</m:t>
           </m:r>
+          <m:r>
+            <m:t xml:space="preserve">=</m:t>
+          </m:r>
+          <m:f>
+            <m:num>
+              <m:r>
+                <m:t xml:space="preserve">k̂</m:t>
+              </m:r>
+              <m:r>
+                <m:t xml:space="preserve">×</m:t>
+              </m:r>
+              <m:r>
+                <m:t xml:space="preserve">E</m:t>
+              </m:r>
+            </m:num>
+            <m:den>
+              <m:r>
+                <m:t xml:space="preserve">c</m:t>
+              </m:r>
+            </m:den>
+          </m:f>
+          <m:r>
+            <m:t xml:space="preserve">,</m:t>
+          </m:r>
+          <m:r>
+            <m:t xml:space="preserve">|</m:t>
+          </m:r>
+          <m:r>
+            <m:t xml:space="preserve">B</m:t>
+          </m:r>
+          <m:r>
+            <m:t xml:space="preserve">|</m:t>
+          </m:r>
+          <m:r>
+            <m:t xml:space="preserve">=</m:t>
+          </m:r>
+          <m:r>
+            <m:t xml:space="preserve">|</m:t>
+          </m:r>
+          <m:r>
+            <m:t xml:space="preserve">E</m:t>
+          </m:r>
+          <m:r>
+            <m:t xml:space="preserve">|</m:t>
+          </m:r>
+          <m:f>
+            <m:num/>
+            <m:den>
+              <m:r>
+                <m:t xml:space="preserve">c</m:t>
+              </m:r>
+            </m:den>
+          </m:f>
         </m:oMath>
       </m:oMathPara>
     </w:p>
@@ -1353,10 +2271,11 @@
       </w:r>
     </w:p>
     <w:p>
-      <w:pPr>
-        <w:pStyle w:val="Heading3"/>
-      </w:pPr>
       <w:r>
+        <w:rPr>
+          <w:b/>
+          <w:i/>
+        </w:rPr>
         <w:t>Worked example 5</w:t>
       </w:r>
     </w:p>
@@ -1367,7 +2286,7 @@
     </w:p>
     <w:p>
       <w:pPr>
-        <w:pStyle w:val="Heading2"/>
+        <w:pStyle w:val="Heading3"/>
       </w:pPr>
       <w:r>
         <w:t>5.3 Polarization</w:t>
@@ -1380,7 +2299,7 @@
     </w:p>
     <w:p>
       <w:pPr>
-        <w:pStyle w:val="Heading1"/>
+        <w:pStyle w:val="Heading2"/>
       </w:pPr>
       <w:r>
         <w:t>6 Energy and momentum in the field, and the Lorentz force</w:t>
@@ -1388,7 +2307,7 @@
     </w:p>
     <w:p>
       <w:pPr>
-        <w:pStyle w:val="Heading2"/>
+        <w:pStyle w:val="Heading3"/>
       </w:pPr>
       <w:r>
         <w:t>6.1 The Lorentz force law</w:t>
@@ -1407,7 +2326,28 @@
       <m:oMathPara>
         <m:oMath>
           <m:r>
-            <m:t xml:space="preserve">F = q(E + v × B)</m:t>
+            <m:t xml:space="preserve">F</m:t>
+          </m:r>
+          <m:r>
+            <m:t xml:space="preserve">=</m:t>
+          </m:r>
+          <m:r>
+            <m:t xml:space="preserve">q</m:t>
+          </m:r>
+          <m:r>
+            <m:t xml:space="preserve">E</m:t>
+          </m:r>
+          <m:r>
+            <m:t xml:space="preserve">+</m:t>
+          </m:r>
+          <m:r>
+            <m:t xml:space="preserve">v</m:t>
+          </m:r>
+          <m:r>
+            <m:t xml:space="preserve">×</m:t>
+          </m:r>
+          <m:r>
+            <m:t xml:space="preserve">B</m:t>
           </m:r>
         </m:oMath>
       </m:oMathPara>
@@ -1419,7 +2359,7 @@
     </w:p>
     <w:p>
       <w:pPr>
-        <w:pStyle w:val="Heading2"/>
+        <w:pStyle w:val="Heading3"/>
       </w:pPr>
       <w:r>
         <w:t>6.2 Energy density and the Poynting vector</w:t>
@@ -1437,9 +2377,159 @@
       </w:pPr>
       <m:oMathPara>
         <m:oMath>
+          <m:f>
+            <m:num>
+              <m:r>
+                <m:t xml:space="preserve">∂u</m:t>
+              </m:r>
+            </m:num>
+            <m:den>
+              <m:r>
+                <m:t xml:space="preserve">∂t</m:t>
+              </m:r>
+            </m:den>
+          </m:f>
           <m:r>
-            <m:t xml:space="preserve">∂u/∂t + ∇·S = −j·E,    u = (1/2)(ε₀E² + B²/μ₀),    S = E × B/μ₀</m:t>
+            <m:t xml:space="preserve">+</m:t>
           </m:r>
+          <m:r>
+            <m:t xml:space="preserve">∇</m:t>
+          </m:r>
+          <m:r>
+            <m:t xml:space="preserve">·</m:t>
+          </m:r>
+          <m:r>
+            <m:t xml:space="preserve">S</m:t>
+          </m:r>
+          <m:r>
+            <m:t xml:space="preserve">=</m:t>
+          </m:r>
+          <m:r>
+            <m:t xml:space="preserve">−</m:t>
+          </m:r>
+          <m:r>
+            <m:t xml:space="preserve">j</m:t>
+          </m:r>
+          <m:r>
+            <m:t xml:space="preserve">·</m:t>
+          </m:r>
+          <m:r>
+            <m:t xml:space="preserve">E</m:t>
+          </m:r>
+          <m:r>
+            <m:t xml:space="preserve">,</m:t>
+          </m:r>
+          <m:r>
+            <m:t xml:space="preserve">u</m:t>
+          </m:r>
+          <m:r>
+            <m:t xml:space="preserve">=</m:t>
+          </m:r>
+          <m:f>
+            <m:num>
+              <m:r>
+                <m:t xml:space="preserve">1</m:t>
+              </m:r>
+            </m:num>
+            <m:den>
+              <m:r>
+                <m:t xml:space="preserve">2</m:t>
+              </m:r>
+            </m:den>
+          </m:f>
+          <m:sSub>
+            <m:e>
+              <m:r>
+                <m:t xml:space="preserve">ε</m:t>
+              </m:r>
+            </m:e>
+            <m:sub>
+              <m:r>
+                <m:t xml:space="preserve">0</m:t>
+              </m:r>
+            </m:sub>
+          </m:sSub>
+          <m:sSup>
+            <m:e>
+              <m:r>
+                <m:t xml:space="preserve">E</m:t>
+              </m:r>
+            </m:e>
+            <m:sup>
+              <m:r>
+                <m:t xml:space="preserve">2</m:t>
+              </m:r>
+            </m:sup>
+          </m:sSup>
+          <m:r>
+            <m:t xml:space="preserve">+</m:t>
+          </m:r>
+          <m:f>
+            <m:num>
+              <m:sSup>
+                <m:e>
+                  <m:r>
+                    <m:t xml:space="preserve">B</m:t>
+                  </m:r>
+                </m:e>
+                <m:sup>
+                  <m:r>
+                    <m:t xml:space="preserve">2</m:t>
+                  </m:r>
+                </m:sup>
+              </m:sSup>
+            </m:num>
+            <m:den>
+              <m:sSub>
+                <m:e>
+                  <m:r>
+                    <m:t xml:space="preserve">μ</m:t>
+                  </m:r>
+                </m:e>
+                <m:sub>
+                  <m:r>
+                    <m:t xml:space="preserve">0</m:t>
+                  </m:r>
+                </m:sub>
+              </m:sSub>
+            </m:den>
+          </m:f>
+          <m:r>
+            <m:t xml:space="preserve">,</m:t>
+          </m:r>
+          <m:r>
+            <m:t xml:space="preserve">S</m:t>
+          </m:r>
+          <m:r>
+            <m:t xml:space="preserve">=</m:t>
+          </m:r>
+          <m:r>
+            <m:t xml:space="preserve">E</m:t>
+          </m:r>
+          <m:r>
+            <m:t xml:space="preserve">×</m:t>
+          </m:r>
+          <m:f>
+            <m:num>
+              <m:r>
+                <m:t xml:space="preserve">B</m:t>
+              </m:r>
+            </m:num>
+            <m:den>
+              <m:sSub>
+                <m:e>
+                  <m:r>
+                    <m:t xml:space="preserve">μ</m:t>
+                  </m:r>
+                </m:e>
+                <m:sub>
+                  <m:r>
+                    <m:t xml:space="preserve">0</m:t>
+                  </m:r>
+                </m:sub>
+              </m:sSub>
+            </m:den>
+          </m:f>
         </m:oMath>
       </m:oMathPara>
     </w:p>
@@ -1449,10 +2539,11 @@
       </w:r>
     </w:p>
     <w:p>
-      <w:pPr>
-        <w:pStyle w:val="Heading3"/>
-      </w:pPr>
       <w:r>
+        <w:rPr>
+          <w:b/>
+          <w:i/>
+        </w:rPr>
         <w:t>Worked example 6</w:t>
       </w:r>
     </w:p>
@@ -1463,7 +2554,7 @@
     </w:p>
     <w:p>
       <w:pPr>
-        <w:pStyle w:val="Heading1"/>
+        <w:pStyle w:val="Heading2"/>
       </w:pPr>
       <w:r>
         <w:t>7 Heaviside Lorentz units</w:t>
@@ -1471,7 +2562,7 @@
     </w:p>
     <w:p>
       <w:pPr>
-        <w:pStyle w:val="Heading2"/>
+        <w:pStyle w:val="Heading3"/>
       </w:pPr>
       <w:r>
         <w:t>7.1 Rationalized units without ε₀ and μ₀</w:t>
@@ -1490,8 +2581,101 @@
       <m:oMathPara>
         <m:oMath>
           <m:r>
-            <m:t xml:space="preserve">∇·E = ρ,    ∇·B = 0,    ∇×E = −∂B/∂t,    ∇×B = j + ∂E/∂t</m:t>
+            <m:t xml:space="preserve">∇</m:t>
           </m:r>
+          <m:r>
+            <m:t xml:space="preserve">·</m:t>
+          </m:r>
+          <m:r>
+            <m:t xml:space="preserve">E</m:t>
+          </m:r>
+          <m:r>
+            <m:t xml:space="preserve">=</m:t>
+          </m:r>
+          <m:r>
+            <m:t xml:space="preserve">ρ</m:t>
+          </m:r>
+          <m:r>
+            <m:t xml:space="preserve">,</m:t>
+          </m:r>
+          <m:r>
+            <m:t xml:space="preserve">∇</m:t>
+          </m:r>
+          <m:r>
+            <m:t xml:space="preserve">·</m:t>
+          </m:r>
+          <m:r>
+            <m:t xml:space="preserve">B</m:t>
+          </m:r>
+          <m:r>
+            <m:t xml:space="preserve">=</m:t>
+          </m:r>
+          <m:r>
+            <m:t xml:space="preserve">0</m:t>
+          </m:r>
+          <m:r>
+            <m:t xml:space="preserve">,</m:t>
+          </m:r>
+          <m:r>
+            <m:t xml:space="preserve">∇</m:t>
+          </m:r>
+          <m:r>
+            <m:t xml:space="preserve">×</m:t>
+          </m:r>
+          <m:r>
+            <m:t xml:space="preserve">E</m:t>
+          </m:r>
+          <m:r>
+            <m:t xml:space="preserve">=</m:t>
+          </m:r>
+          <m:r>
+            <m:t xml:space="preserve">−</m:t>
+          </m:r>
+          <m:f>
+            <m:num>
+              <m:r>
+                <m:t xml:space="preserve">∂B</m:t>
+              </m:r>
+            </m:num>
+            <m:den>
+              <m:r>
+                <m:t xml:space="preserve">∂t</m:t>
+              </m:r>
+            </m:den>
+          </m:f>
+          <m:r>
+            <m:t xml:space="preserve">,</m:t>
+          </m:r>
+          <m:r>
+            <m:t xml:space="preserve">∇</m:t>
+          </m:r>
+          <m:r>
+            <m:t xml:space="preserve">×</m:t>
+          </m:r>
+          <m:r>
+            <m:t xml:space="preserve">B</m:t>
+          </m:r>
+          <m:r>
+            <m:t xml:space="preserve">=</m:t>
+          </m:r>
+          <m:r>
+            <m:t xml:space="preserve">j</m:t>
+          </m:r>
+          <m:r>
+            <m:t xml:space="preserve">+</m:t>
+          </m:r>
+          <m:f>
+            <m:num>
+              <m:r>
+                <m:t xml:space="preserve">∂E</m:t>
+              </m:r>
+            </m:num>
+            <m:den>
+              <m:r>
+                <m:t xml:space="preserve">∂t</m:t>
+              </m:r>
+            </m:den>
+          </m:f>
         </m:oMath>
       </m:oMathPara>
     </w:p>
@@ -1508,8 +2692,47 @@
       <m:oMathPara>
         <m:oMath>
           <m:r>
-            <m:t xml:space="preserve">α = e²/(4π) ≈ 1/137.036</m:t>
+            <m:t xml:space="preserve">α</m:t>
           </m:r>
+          <m:r>
+            <m:t xml:space="preserve">=</m:t>
+          </m:r>
+          <m:f>
+            <m:num>
+              <m:sSup>
+                <m:e>
+                  <m:r>
+                    <m:t xml:space="preserve">e</m:t>
+                  </m:r>
+                </m:e>
+                <m:sup>
+                  <m:r>
+                    <m:t xml:space="preserve">2</m:t>
+                  </m:r>
+                </m:sup>
+              </m:sSup>
+            </m:num>
+            <m:den>
+              <m:r>
+                <m:t xml:space="preserve">4π</m:t>
+              </m:r>
+            </m:den>
+          </m:f>
+          <m:r>
+            <m:t xml:space="preserve">≈</m:t>
+          </m:r>
+          <m:f>
+            <m:num>
+              <m:r>
+                <m:t xml:space="preserve">1</m:t>
+              </m:r>
+            </m:num>
+            <m:den>
+              <m:r>
+                <m:t xml:space="preserve">137.036</m:t>
+              </m:r>
+            </m:den>
+          </m:f>
         </m:oMath>
       </m:oMathPara>
     </w:p>
@@ -1520,7 +2743,7 @@
     </w:p>
     <w:p>
       <w:pPr>
-        <w:pStyle w:val="Heading2"/>
+        <w:pStyle w:val="Heading3"/>
       </w:pPr>
       <w:r>
         <w:t>7.2 Why this convention is used in QED</w:t>
@@ -1532,10 +2755,11 @@
       </w:r>
     </w:p>
     <w:p>
-      <w:pPr>
-        <w:pStyle w:val="Heading3"/>
-      </w:pPr>
       <w:r>
+        <w:rPr>
+          <w:b/>
+          <w:i/>
+        </w:rPr>
         <w:t>Worked example 7</w:t>
       </w:r>
     </w:p>
@@ -1546,7 +2770,7 @@
     </w:p>
     <w:p>
       <w:pPr>
-        <w:pStyle w:val="Heading1"/>
+        <w:pStyle w:val="Heading2"/>
       </w:pPr>
       <w:r>
         <w:t>8 Connections to QED</w:t>
@@ -1951,7 +3175,7 @@
     </w:p>
     <w:p>
       <w:pPr>
-        <w:pStyle w:val="Heading1"/>
+        <w:pStyle w:val="Heading2"/>
       </w:pPr>
       <w:r>
         <w:t>9 Summary</w:t>
@@ -2055,7 +3279,7 @@
     </w:p>
     <w:p>
       <w:pPr>
-        <w:pStyle w:val="Heading1"/>
+        <w:pStyle w:val="Heading2"/>
       </w:pPr>
       <w:r>
         <w:t>Exercises</w:t>
@@ -2715,7 +3939,7 @@
     </w:tbl>
     <w:p>
       <w:pPr>
-        <w:pStyle w:val="Heading1"/>
+        <w:pStyle w:val="Heading2"/>
       </w:pPr>
       <w:r>
         <w:t>Solutions</w:t>
@@ -2947,7 +4171,7 @@
     </w:p>
     <w:p>
       <w:pPr>
-        <w:pStyle w:val="Heading1"/>
+        <w:pStyle w:val="Heading2"/>
       </w:pPr>
       <w:r>
         <w:t>Mastery checklist</w:t>
@@ -3019,7 +4243,7 @@
     </w:p>
     <w:p>
       <w:pPr>
-        <w:pStyle w:val="Heading1"/>
+        <w:pStyle w:val="Heading2"/>
       </w:pPr>
       <w:r>
         <w:t>Next lesson</w:t>
@@ -3505,14 +4729,15 @@
       <w:keepNext/>
       <w:keepLines/>
       <w:spacing w:before="280" w:after="140"/>
+      <w:jc w:val="center"/>
       <w:outlineLvl w:val="0"/>
     </w:pPr>
     <w:rPr>
-      <w:rFonts w:asciiTheme="majorHAnsi" w:eastAsiaTheme="majorEastAsia" w:hAnsiTheme="majorHAnsi" w:cstheme="majorBidi" w:ascii="Aptos Display" w:hAnsi="Aptos Display"/>
+      <w:rFonts w:asciiTheme="majorHAnsi" w:eastAsiaTheme="majorEastAsia" w:hAnsiTheme="majorHAnsi" w:cstheme="majorBidi" w:ascii="Amazon Ember" w:hAnsi="Amazon Ember" w:eastAsia="Amazon Ember" w:cs="Amazon Ember"/>
       <w:b/>
       <w:bCs/>
-      <w:color w:val="000000"/>
-      <w:sz w:val="40"/>
+      <w:color w:val="0000FF"/>
+      <w:sz w:val="36"/>
       <w:szCs w:val="28"/>
     </w:rPr>
   </w:style>
@@ -3529,14 +4754,15 @@
       <w:keepNext/>
       <w:keepLines/>
       <w:spacing w:before="280" w:after="140"/>
+      <w:jc w:val="center"/>
       <w:outlineLvl w:val="1"/>
     </w:pPr>
     <w:rPr>
-      <w:rFonts w:asciiTheme="majorHAnsi" w:eastAsiaTheme="majorEastAsia" w:hAnsiTheme="majorHAnsi" w:cstheme="majorBidi" w:ascii="Aptos Display" w:hAnsi="Aptos Display"/>
+      <w:rFonts w:asciiTheme="majorHAnsi" w:eastAsiaTheme="majorEastAsia" w:hAnsiTheme="majorHAnsi" w:cstheme="majorBidi" w:ascii="Amazon Ember" w:hAnsi="Amazon Ember" w:eastAsia="Amazon Ember" w:cs="Amazon Ember"/>
       <w:b/>
       <w:bCs/>
-      <w:color w:val="000000"/>
-      <w:sz w:val="30"/>
+      <w:color w:val="0000FF"/>
+      <w:sz w:val="32"/>
       <w:szCs w:val="26"/>
     </w:rPr>
   </w:style>
@@ -3553,14 +4779,15 @@
       <w:keepNext/>
       <w:keepLines/>
       <w:spacing w:before="280" w:after="140"/>
+      <w:jc w:val="center"/>
       <w:outlineLvl w:val="2"/>
     </w:pPr>
     <w:rPr>
-      <w:rFonts w:asciiTheme="majorHAnsi" w:eastAsiaTheme="majorEastAsia" w:hAnsiTheme="majorHAnsi" w:cstheme="majorBidi" w:ascii="Aptos Display" w:hAnsi="Aptos Display"/>
+      <w:rFonts w:asciiTheme="majorHAnsi" w:eastAsiaTheme="majorEastAsia" w:hAnsiTheme="majorHAnsi" w:cstheme="majorBidi" w:ascii="Amazon Ember" w:hAnsi="Amazon Ember" w:eastAsia="Amazon Ember" w:cs="Amazon Ember"/>
       <w:b/>
       <w:bCs/>
-      <w:color w:val="000000"/>
-      <w:sz w:val="24"/>
+      <w:color w:val="0000FF"/>
+      <w:sz w:val="28"/>
     </w:rPr>
   </w:style>
   <w:style w:type="paragraph" w:styleId="Heading4">
@@ -3796,11 +5023,12 @@
       </w:pBdr>
       <w:spacing w:after="140" w:line="240" w:lineRule="auto" w:before="0"/>
       <w:contextualSpacing/>
+      <w:jc w:val="center"/>
     </w:pPr>
     <w:rPr>
-      <w:rFonts w:asciiTheme="majorHAnsi" w:eastAsiaTheme="majorEastAsia" w:hAnsiTheme="majorHAnsi" w:cstheme="majorBidi" w:ascii="Aptos Display" w:hAnsi="Aptos Display"/>
+      <w:rFonts w:asciiTheme="majorHAnsi" w:eastAsiaTheme="majorEastAsia" w:hAnsiTheme="majorHAnsi" w:cstheme="majorBidi" w:ascii="Amazon Ember" w:hAnsi="Amazon Ember" w:eastAsia="Amazon Ember" w:cs="Amazon Ember"/>
       <w:b/>
-      <w:color w:val="000000"/>
+      <w:color w:val="0000FF"/>
       <w:spacing w:val="5"/>
       <w:kern w:val="28"/>
       <w:sz w:val="60"/>
@@ -3835,13 +5063,14 @@
         <w:ilvl w:val="1"/>
       </w:numPr>
       <w:spacing w:before="280" w:after="140"/>
+      <w:jc w:val="center"/>
     </w:pPr>
     <w:rPr>
-      <w:rFonts w:asciiTheme="majorHAnsi" w:eastAsiaTheme="majorEastAsia" w:hAnsiTheme="majorHAnsi" w:cstheme="majorBidi" w:ascii="Aptos Display" w:hAnsi="Aptos Display"/>
-      <w:b w:val="0"/>
+      <w:rFonts w:asciiTheme="majorHAnsi" w:eastAsiaTheme="majorEastAsia" w:hAnsiTheme="majorHAnsi" w:cstheme="majorBidi" w:ascii="Amazon Ember" w:hAnsi="Amazon Ember" w:eastAsia="Amazon Ember" w:cs="Amazon Ember"/>
+      <w:b/>
       <w:i/>
       <w:iCs/>
-      <w:color w:val="000000"/>
+      <w:color w:val="0000FF"/>
       <w:spacing w:val="15"/>
       <w:sz w:val="28"/>
       <w:szCs w:val="24"/>

--- a/Science Books/QED Course/Lesson 07 Maxwell Equations.docx
+++ b/Science Books/QED Course/Lesson 07 Maxwell Equations.docx
@@ -600,6 +600,9 @@
             </m:sub>
           </m:sSub>
           <m:r>
+            <m:t xml:space="preserve"> </m:t>
+          </m:r>
+          <m:r>
             <m:t xml:space="preserve">E</m:t>
           </m:r>
           <m:r>
@@ -752,6 +755,9 @@
             </m:sub>
           </m:sSub>
           <m:r>
+            <m:t xml:space="preserve"> </m:t>
+          </m:r>
+          <m:r>
             <m:t xml:space="preserve">B</m:t>
           </m:r>
           <m:r>
@@ -767,7 +773,13 @@
             <m:t xml:space="preserve">0</m:t>
           </m:r>
           <m:r>
+            <m:t xml:space="preserve"> </m:t>
+          </m:r>
+          <m:r>
             <m:t xml:space="preserve">⇒</m:t>
+          </m:r>
+          <m:r>
+            <m:t xml:space="preserve"> </m:t>
           </m:r>
           <m:r>
             <m:t xml:space="preserve">∇</m:t>
@@ -815,26 +827,31 @@
           <m:r>
             <m:t xml:space="preserve">B</m:t>
           </m:r>
-          <m:r>
-            <m:t xml:space="preserve">x</m:t>
-          </m:r>
+          <m:d>
+            <m:dPr/>
+            <m:e>
+              <m:r>
+                <m:t xml:space="preserve">x</m:t>
+              </m:r>
+            </m:e>
+          </m:d>
           <m:r>
             <m:t xml:space="preserve">=</m:t>
           </m:r>
-          <m:sSub>
-            <m:e>
-              <m:r>
-                <m:t xml:space="preserve">μ</m:t>
-              </m:r>
-            </m:e>
-            <m:sub>
-              <m:r>
-                <m:t xml:space="preserve">0</m:t>
-              </m:r>
-            </m:sub>
-          </m:sSub>
           <m:f>
             <m:num>
+              <m:sSub>
+                <m:e>
+                  <m:r>
+                    <m:t xml:space="preserve">μ</m:t>
+                  </m:r>
+                </m:e>
+                <m:sub>
+                  <m:r>
+                    <m:t xml:space="preserve">0</m:t>
+                  </m:r>
+                </m:sub>
+              </m:sSub>
               <m:r>
                 <m:t xml:space="preserve">I</m:t>
               </m:r>
@@ -846,7 +863,13 @@
             </m:den>
           </m:f>
           <m:r>
+            <m:t xml:space="preserve"> </m:t>
+          </m:r>
+          <m:r>
             <m:t xml:space="preserve">∮</m:t>
+          </m:r>
+          <m:r>
+            <m:t xml:space="preserve"> </m:t>
           </m:r>
           <m:r>
             <m:t xml:space="preserve">dl</m:t>
@@ -934,6 +957,9 @@
           <m:r>
             <m:t xml:space="preserve">I</m:t>
           </m:r>
+          <m:r>
+            <m:t xml:space="preserve"> </m:t>
+          </m:r>
           <m:f>
             <m:num>
               <m:sSup>
@@ -950,60 +976,67 @@
               </m:sSup>
             </m:num>
             <m:den>
-              <m:r>
-                <m:t xml:space="preserve">[</m:t>
-              </m:r>
-              <m:r>
-                <m:t xml:space="preserve">2</m:t>
-              </m:r>
-              <m:sSup>
+              <m:d>
+                <m:dPr>
+                  <m:begChr m:val="["/>
+                  <m:endChr m:val="]"/>
+                </m:dPr>
                 <m:e>
                   <m:sSup>
                     <m:e>
                       <m:r>
-                        <m:t xml:space="preserve">R</m:t>
+                        <m:t xml:space="preserve">2</m:t>
                       </m:r>
+                      <m:d>
+                        <m:dPr/>
+                        <m:e>
+                          <m:sSup>
+                            <m:e>
+                              <m:r>
+                                <m:t xml:space="preserve">R</m:t>
+                              </m:r>
+                            </m:e>
+                            <m:sup>
+                              <m:r>
+                                <m:t xml:space="preserve">2</m:t>
+                              </m:r>
+                            </m:sup>
+                          </m:sSup>
+                          <m:r>
+                            <m:t xml:space="preserve">+</m:t>
+                          </m:r>
+                          <m:sSup>
+                            <m:e>
+                              <m:r>
+                                <m:t xml:space="preserve">z</m:t>
+                              </m:r>
+                            </m:e>
+                            <m:sup>
+                              <m:r>
+                                <m:t xml:space="preserve">2</m:t>
+                              </m:r>
+                            </m:sup>
+                          </m:sSup>
+                        </m:e>
+                      </m:d>
                     </m:e>
                     <m:sup>
-                      <m:r>
-                        <m:t xml:space="preserve">2</m:t>
-                      </m:r>
-                    </m:sup>
-                  </m:sSup>
-                  <m:r>
-                    <m:t xml:space="preserve">+</m:t>
-                  </m:r>
-                  <m:sSup>
-                    <m:e>
-                      <m:r>
-                        <m:t xml:space="preserve">z</m:t>
-                      </m:r>
-                    </m:e>
-                    <m:sup>
-                      <m:r>
-                        <m:t xml:space="preserve">2</m:t>
-                      </m:r>
+                      <m:f>
+                        <m:num>
+                          <m:r>
+                            <m:t xml:space="preserve">3</m:t>
+                          </m:r>
+                        </m:num>
+                        <m:den>
+                          <m:r>
+                            <m:t xml:space="preserve">2</m:t>
+                          </m:r>
+                        </m:den>
+                      </m:f>
                     </m:sup>
                   </m:sSup>
                 </m:e>
-                <m:sup>
-                  <m:f>
-                    <m:num>
-                      <m:r>
-                        <m:t xml:space="preserve">3</m:t>
-                      </m:r>
-                    </m:num>
-                    <m:den>
-                      <m:r>
-                        <m:t xml:space="preserve">2</m:t>
-                      </m:r>
-                    </m:den>
-                  </m:f>
-                </m:sup>
-              </m:sSup>
-              <m:r>
-                <m:t xml:space="preserve">]</m:t>
-              </m:r>
+              </m:d>
             </m:den>
           </m:f>
         </m:oMath>
@@ -1055,6 +1088,9 @@
             </m:sub>
           </m:sSub>
           <m:r>
+            <m:t xml:space="preserve"> </m:t>
+          </m:r>
+          <m:r>
             <m:t xml:space="preserve">B</m:t>
           </m:r>
           <m:r>
@@ -1078,6 +1114,9 @@
               </m:r>
             </m:sub>
           </m:sSub>
+          <m:r>
+            <m:t xml:space="preserve"> </m:t>
+          </m:r>
           <m:sSub>
             <m:e>
               <m:r>
@@ -1143,6 +1182,9 @@
             </m:sub>
           </m:sSub>
           <m:r>
+            <m:t xml:space="preserve"> </m:t>
+          </m:r>
+          <m:r>
             <m:t xml:space="preserve">j</m:t>
           </m:r>
           <m:r>
@@ -1172,6 +1214,9 @@
               </m:r>
             </m:sub>
           </m:sSub>
+          <m:r>
+            <m:t xml:space="preserve"> </m:t>
+          </m:r>
           <m:f>
             <m:num>
               <m:r>
@@ -1224,6 +1269,9 @@
               </m:r>
             </m:sub>
           </m:sSub>
+          <m:r>
+            <m:t xml:space="preserve"> </m:t>
+          </m:r>
           <m:r>
             <m:t xml:space="preserve">E</m:t>
           </m:r>
@@ -1278,6 +1326,9 @@
               </m:r>
             </m:den>
           </m:f>
+          <m:r>
+            <m:t xml:space="preserve"> </m:t>
+          </m:r>
           <m:sSub>
             <m:e>
               <m:r>
@@ -1290,6 +1341,9 @@
               </m:r>
             </m:sub>
           </m:sSub>
+          <m:r>
+            <m:t xml:space="preserve"> </m:t>
+          </m:r>
           <m:r>
             <m:t xml:space="preserve">B</m:t>
           </m:r>
@@ -1791,26 +1845,9 @@
           <m:r>
             <m:t xml:space="preserve">×</m:t>
           </m:r>
-          <m:r>
-            <m:t xml:space="preserve">∇</m:t>
-          </m:r>
-          <m:r>
-            <m:t xml:space="preserve">×</m:t>
-          </m:r>
-          <m:r>
-            <m:t xml:space="preserve">E</m:t>
-          </m:r>
-          <m:r>
-            <m:t xml:space="preserve">=</m:t>
-          </m:r>
-          <m:r>
-            <m:t xml:space="preserve">−</m:t>
-          </m:r>
-          <m:r>
-            <m:t xml:space="preserve">∂</m:t>
-          </m:r>
-          <m:f>
-            <m:num>
+          <m:d>
+            <m:dPr/>
+            <m:e>
               <m:r>
                 <m:t xml:space="preserve">∇</m:t>
               </m:r>
@@ -1818,8 +1855,35 @@
                 <m:t xml:space="preserve">×</m:t>
               </m:r>
               <m:r>
-                <m:t xml:space="preserve">B</m:t>
+                <m:t xml:space="preserve">E</m:t>
               </m:r>
+            </m:e>
+          </m:d>
+          <m:r>
+            <m:t xml:space="preserve">=</m:t>
+          </m:r>
+          <m:r>
+            <m:t xml:space="preserve">−</m:t>
+          </m:r>
+          <m:f>
+            <m:num>
+              <m:r>
+                <m:t xml:space="preserve">∂</m:t>
+              </m:r>
+              <m:d>
+                <m:dPr/>
+                <m:e>
+                  <m:r>
+                    <m:t xml:space="preserve">∇</m:t>
+                  </m:r>
+                  <m:r>
+                    <m:t xml:space="preserve">×</m:t>
+                  </m:r>
+                  <m:r>
+                    <m:t xml:space="preserve">B</m:t>
+                  </m:r>
+                </m:e>
+              </m:d>
             </m:num>
             <m:den>
               <m:r>
@@ -1857,20 +1921,23 @@
               </m:r>
             </m:sub>
           </m:sSub>
-          <m:sSup>
-            <m:e>
-              <m:r>
-                <m:t xml:space="preserve">∂</m:t>
-              </m:r>
-            </m:e>
-            <m:sup>
-              <m:r>
-                <m:t xml:space="preserve">2</m:t>
-              </m:r>
-            </m:sup>
-          </m:sSup>
+          <m:r>
+            <m:t xml:space="preserve"> </m:t>
+          </m:r>
           <m:f>
             <m:num>
+              <m:sSup>
+                <m:e>
+                  <m:r>
+                    <m:t xml:space="preserve">∂</m:t>
+                  </m:r>
+                </m:e>
+                <m:sup>
+                  <m:r>
+                    <m:t xml:space="preserve">2</m:t>
+                  </m:r>
+                </m:sup>
+              </m:sSup>
               <m:r>
                 <m:t xml:space="preserve">E</m:t>
               </m:r>
@@ -1905,20 +1972,20 @@
       </w:pPr>
       <m:oMathPara>
         <m:oMath>
-          <m:sSup>
-            <m:e>
-              <m:r>
-                <m:t xml:space="preserve">∂</m:t>
-              </m:r>
-            </m:e>
-            <m:sup>
-              <m:r>
-                <m:t xml:space="preserve">2</m:t>
-              </m:r>
-            </m:sup>
-          </m:sSup>
           <m:f>
             <m:num>
+              <m:sSup>
+                <m:e>
+                  <m:r>
+                    <m:t xml:space="preserve">∂</m:t>
+                  </m:r>
+                </m:e>
+                <m:sup>
+                  <m:r>
+                    <m:t xml:space="preserve">2</m:t>
+                  </m:r>
+                </m:sup>
+              </m:sSup>
               <m:r>
                 <m:t xml:space="preserve">E</m:t>
               </m:r>
@@ -1960,20 +2027,23 @@
                   </m:r>
                 </m:sub>
               </m:sSub>
+              <m:sSub>
+                <m:e>
+                  <m:r>
+                    <m:t xml:space="preserve">ε</m:t>
+                  </m:r>
+                </m:e>
+                <m:sub>
+                  <m:r>
+                    <m:t xml:space="preserve">0</m:t>
+                  </m:r>
+                </m:sub>
+              </m:sSub>
             </m:den>
           </m:f>
-          <m:sSub>
-            <m:e>
-              <m:r>
-                <m:t xml:space="preserve">ε</m:t>
-              </m:r>
-            </m:e>
-            <m:sub>
-              <m:r>
-                <m:t xml:space="preserve">0</m:t>
-              </m:r>
-            </m:sub>
-          </m:sSub>
+          <m:r>
+            <m:t xml:space="preserve"> </m:t>
+          </m:r>
           <m:sSup>
             <m:e>
               <m:r>
@@ -1996,22 +2066,28 @@
             <m:t xml:space="preserve">and</m:t>
           </m:r>
           <m:r>
+            <m:t xml:space="preserve"> </m:t>
+          </m:r>
+          <m:r>
             <m:t xml:space="preserve">identically</m:t>
           </m:r>
-          <m:sSup>
-            <m:e>
-              <m:r>
-                <m:t xml:space="preserve">∂</m:t>
-              </m:r>
-            </m:e>
-            <m:sup>
-              <m:r>
-                <m:t xml:space="preserve">2</m:t>
-              </m:r>
-            </m:sup>
-          </m:sSup>
+          <m:r>
+            <m:t xml:space="preserve"> </m:t>
+          </m:r>
           <m:f>
             <m:num>
+              <m:sSup>
+                <m:e>
+                  <m:r>
+                    <m:t xml:space="preserve">∂</m:t>
+                  </m:r>
+                </m:e>
+                <m:sup>
+                  <m:r>
+                    <m:t xml:space="preserve">2</m:t>
+                  </m:r>
+                </m:sup>
+              </m:sSup>
               <m:r>
                 <m:t xml:space="preserve">B</m:t>
               </m:r>
@@ -2053,20 +2129,23 @@
                   </m:r>
                 </m:sub>
               </m:sSub>
+              <m:sSub>
+                <m:e>
+                  <m:r>
+                    <m:t xml:space="preserve">ε</m:t>
+                  </m:r>
+                </m:e>
+                <m:sub>
+                  <m:r>
+                    <m:t xml:space="preserve">0</m:t>
+                  </m:r>
+                </m:sub>
+              </m:sSub>
             </m:den>
           </m:f>
-          <m:sSub>
-            <m:e>
-              <m:r>
-                <m:t xml:space="preserve">ε</m:t>
-              </m:r>
-            </m:e>
-            <m:sub>
-              <m:r>
-                <m:t xml:space="preserve">0</m:t>
-              </m:r>
-            </m:sub>
-          </m:sSub>
+          <m:r>
+            <m:t xml:space="preserve"> </m:t>
+          </m:r>
           <m:sSup>
             <m:e>
               <m:r>
@@ -2113,32 +2192,37 @@
               <m:r>
                 <m:t xml:space="preserve">√</m:t>
               </m:r>
+              <m:d>
+                <m:dPr/>
+                <m:e>
+                  <m:sSub>
+                    <m:e>
+                      <m:r>
+                        <m:t xml:space="preserve">μ</m:t>
+                      </m:r>
+                    </m:e>
+                    <m:sub>
+                      <m:r>
+                        <m:t xml:space="preserve">0</m:t>
+                      </m:r>
+                    </m:sub>
+                  </m:sSub>
+                  <m:sSub>
+                    <m:e>
+                      <m:r>
+                        <m:t xml:space="preserve">ε</m:t>
+                      </m:r>
+                    </m:e>
+                    <m:sub>
+                      <m:r>
+                        <m:t xml:space="preserve">0</m:t>
+                      </m:r>
+                    </m:sub>
+                  </m:sSub>
+                </m:e>
+              </m:d>
             </m:den>
           </m:f>
-          <m:sSub>
-            <m:e>
-              <m:r>
-                <m:t xml:space="preserve">μ</m:t>
-              </m:r>
-            </m:e>
-            <m:sub>
-              <m:r>
-                <m:t xml:space="preserve">0</m:t>
-              </m:r>
-            </m:sub>
-          </m:sSub>
-          <m:sSub>
-            <m:e>
-              <m:r>
-                <m:t xml:space="preserve">ε</m:t>
-              </m:r>
-            </m:e>
-            <m:sub>
-              <m:r>
-                <m:t xml:space="preserve">0</m:t>
-              </m:r>
-            </m:sub>
-          </m:sSub>
         </m:oMath>
       </m:oMathPara>
     </w:p>
@@ -2334,21 +2418,26 @@
           <m:r>
             <m:t xml:space="preserve">q</m:t>
           </m:r>
-          <m:r>
-            <m:t xml:space="preserve">E</m:t>
-          </m:r>
-          <m:r>
-            <m:t xml:space="preserve">+</m:t>
-          </m:r>
-          <m:r>
-            <m:t xml:space="preserve">v</m:t>
-          </m:r>
-          <m:r>
-            <m:t xml:space="preserve">×</m:t>
-          </m:r>
-          <m:r>
-            <m:t xml:space="preserve">B</m:t>
-          </m:r>
+          <m:d>
+            <m:dPr/>
+            <m:e>
+              <m:r>
+                <m:t xml:space="preserve">E</m:t>
+              </m:r>
+              <m:r>
+                <m:t xml:space="preserve">+</m:t>
+              </m:r>
+              <m:r>
+                <m:t xml:space="preserve">v</m:t>
+              </m:r>
+              <m:r>
+                <m:t xml:space="preserve">×</m:t>
+              </m:r>
+              <m:r>
+                <m:t xml:space="preserve">B</m:t>
+              </m:r>
+            </m:e>
+          </m:d>
         </m:oMath>
       </m:oMathPara>
     </w:p>
@@ -2437,39 +2526,25 @@
               </m:r>
             </m:den>
           </m:f>
-          <m:sSub>
+          <m:d>
+            <m:dPr/>
             <m:e>
-              <m:r>
-                <m:t xml:space="preserve">ε</m:t>
-              </m:r>
-            </m:e>
-            <m:sub>
-              <m:r>
-                <m:t xml:space="preserve">0</m:t>
-              </m:r>
-            </m:sub>
-          </m:sSub>
-          <m:sSup>
-            <m:e>
-              <m:r>
-                <m:t xml:space="preserve">E</m:t>
-              </m:r>
-            </m:e>
-            <m:sup>
-              <m:r>
-                <m:t xml:space="preserve">2</m:t>
-              </m:r>
-            </m:sup>
-          </m:sSup>
-          <m:r>
-            <m:t xml:space="preserve">+</m:t>
-          </m:r>
-          <m:f>
-            <m:num>
+              <m:sSub>
+                <m:e>
+                  <m:r>
+                    <m:t xml:space="preserve">ε</m:t>
+                  </m:r>
+                </m:e>
+                <m:sub>
+                  <m:r>
+                    <m:t xml:space="preserve">0</m:t>
+                  </m:r>
+                </m:sub>
+              </m:sSub>
               <m:sSup>
                 <m:e>
                   <m:r>
-                    <m:t xml:space="preserve">B</m:t>
+                    <m:t xml:space="preserve">E</m:t>
                   </m:r>
                 </m:e>
                 <m:sup>
@@ -2478,22 +2553,41 @@
                   </m:r>
                 </m:sup>
               </m:sSup>
-            </m:num>
-            <m:den>
-              <m:sSub>
-                <m:e>
-                  <m:r>
-                    <m:t xml:space="preserve">μ</m:t>
-                  </m:r>
-                </m:e>
-                <m:sub>
-                  <m:r>
-                    <m:t xml:space="preserve">0</m:t>
-                  </m:r>
-                </m:sub>
-              </m:sSub>
-            </m:den>
-          </m:f>
+              <m:r>
+                <m:t xml:space="preserve">+</m:t>
+              </m:r>
+              <m:f>
+                <m:num>
+                  <m:sSup>
+                    <m:e>
+                      <m:r>
+                        <m:t xml:space="preserve">B</m:t>
+                      </m:r>
+                    </m:e>
+                    <m:sup>
+                      <m:r>
+                        <m:t xml:space="preserve">2</m:t>
+                      </m:r>
+                    </m:sup>
+                  </m:sSup>
+                </m:num>
+                <m:den>
+                  <m:sSub>
+                    <m:e>
+                      <m:r>
+                        <m:t xml:space="preserve">μ</m:t>
+                      </m:r>
+                    </m:e>
+                    <m:sub>
+                      <m:r>
+                        <m:t xml:space="preserve">0</m:t>
+                      </m:r>
+                    </m:sub>
+                  </m:sSub>
+                </m:den>
+              </m:f>
+            </m:e>
+          </m:d>
           <m:r>
             <m:t xml:space="preserve">,</m:t>
           </m:r>
